--- a/docs/web-spike/screenshots/simple-saved.docx
+++ b/docs/web-spike/screenshots/simple-saved.docx
@@ -26,7 +26,7 @@
           <w:b/>
           <w:bCs/>
         </w:rPr>
-        <w:t xml:space="preserve">E2EMARKSIMPLEMUZLACPD</w:t>
+        <w:t xml:space="preserve">E2EMARKSIMPLEMUZLK661</w:t>
       </w:r>
     </w:p>
     <w:tbl>
